--- a/Templates/baocaodokiem_template_full.docx
+++ b/Templates/baocaodokiem_template_full.docx
@@ -4,6 +4,8 @@
   <w:body>
     <w:p>
       <w:pPr>
+        <w:spacing w:line="240" w:lineRule="auto"/>
+        <w:jc w:val="center"/>
         <w:rPr>
           <w:rFonts w:ascii="Arial" w:hAnsi="Arial" w:cs="Arial"/>
           <w:color w:val="0070C0"/>
@@ -11,96 +13,6 @@
           <w:szCs w:val="18"/>
         </w:rPr>
       </w:pPr>
-      <w:r>
-        <w:rPr>
-          <w:rFonts w:ascii="Arial" w:hAnsi="Arial" w:cs="Arial"/>
-          <w:color w:val="0070C0"/>
-          <w:sz w:val="18"/>
-          <w:szCs w:val="18"/>
-        </w:rPr>
-        <w:t>Số</w:t>
-      </w:r>
-      <w:r>
-        <w:rPr>
-          <w:rFonts w:ascii="Arial" w:hAnsi="Arial" w:cs="Arial"/>
-          <w:color w:val="0070C0"/>
-          <w:sz w:val="18"/>
-          <w:szCs w:val="18"/>
-        </w:rPr>
-        <w:t>/No</w:t>
-      </w:r>
-      <w:r>
-        <w:rPr>
-          <w:rFonts w:ascii="Arial" w:hAnsi="Arial" w:cs="Arial"/>
-          <w:color w:val="0070C0"/>
-          <w:sz w:val="18"/>
-          <w:szCs w:val="18"/>
-        </w:rPr>
-        <w:t xml:space="preserve">: </w:t>
-      </w:r>
-      <w:r>
-        <w:rPr>
-          <w:rFonts w:ascii="Arial" w:hAnsi="Arial" w:cs="Arial"/>
-          <w:color w:val="0070C0"/>
-          <w:sz w:val="18"/>
-          <w:szCs w:val="18"/>
-        </w:rPr>
-        <w:t>TESMEA/TN-202</w:t>
-      </w:r>
-      <w:r>
-        <w:rPr>
-          <w:rFonts w:ascii="Arial" w:hAnsi="Arial" w:cs="Arial"/>
-          <w:color w:val="0070C0"/>
-          <w:sz w:val="18"/>
-          <w:szCs w:val="18"/>
-        </w:rPr>
-        <w:t>5</w:t>
-      </w:r>
-      <w:r>
-        <w:rPr>
-          <w:rFonts w:ascii="Arial" w:hAnsi="Arial" w:cs="Arial"/>
-          <w:color w:val="0070C0"/>
-          <w:sz w:val="18"/>
-          <w:szCs w:val="18"/>
-        </w:rPr>
-        <w:t>-000</w:t>
-      </w:r>
-      <w:r>
-        <w:rPr>
-          <w:rFonts w:ascii="Arial" w:hAnsi="Arial" w:cs="Arial"/>
-          <w:color w:val="0070C0"/>
-          <w:sz w:val="18"/>
-          <w:szCs w:val="18"/>
-        </w:rPr>
-        <w:t>01</w:t>
-      </w:r>
-      <w:r>
-        <w:rPr>
-          <w:rFonts w:ascii="Arial" w:hAnsi="Arial" w:cs="Arial"/>
-          <w:color w:val="0070C0"/>
-          <w:sz w:val="18"/>
-          <w:szCs w:val="18"/>
-        </w:rPr>
-        <w:t xml:space="preserve">                                          </w:t>
-      </w:r>
-      <w:r>
-        <w:rPr>
-          <w:rFonts w:ascii="Arial" w:hAnsi="Arial" w:cs="Arial"/>
-          <w:color w:val="0070C0"/>
-          <w:sz w:val="18"/>
-          <w:szCs w:val="18"/>
-        </w:rPr>
-        <w:t xml:space="preserve">                                                                    Trang/Page:</w:t>
-      </w:r>
-      <w:r>
-        <w:rPr>
-          <w:rFonts w:ascii="Arial" w:hAnsi="Arial" w:cs="Arial"/>
-          <w:color w:val="0070C0"/>
-          <w:sz w:val="18"/>
-          <w:szCs w:val="18"/>
-        </w:rPr>
-        <w:t xml:space="preserve"> 1/2</w:t>
-      </w:r>
     </w:p>
     <w:p>
       <w:pPr>
@@ -1270,108 +1182,6 @@
         <w:spacing w:after="0" w:line="240" w:lineRule="auto"/>
         <w:ind w:left="360"/>
         <w:rPr>
-          <w:rFonts w:cs="Times New Roman"/>
-          <w:i/>
-          <w:iCs/>
-        </w:rPr>
-      </w:pPr>
-    </w:p>
-    <w:p>
-      <w:pPr>
-        <w:rPr>
-          <w:rFonts w:ascii="Arial" w:hAnsi="Arial" w:cs="Arial"/>
-          <w:color w:val="0070C0"/>
-          <w:sz w:val="18"/>
-          <w:szCs w:val="18"/>
-        </w:rPr>
-      </w:pPr>
-      <w:r>
-        <w:rPr>
-          <w:rFonts w:ascii="Arial" w:hAnsi="Arial" w:cs="Arial"/>
-          <w:color w:val="0070C0"/>
-          <w:sz w:val="18"/>
-          <w:szCs w:val="18"/>
-        </w:rPr>
-        <w:t xml:space="preserve">Số/No: </w:t>
-      </w:r>
-      <w:r>
-        <w:rPr>
-          <w:rFonts w:ascii="Arial" w:hAnsi="Arial" w:cs="Arial"/>
-          <w:color w:val="0070C0"/>
-          <w:sz w:val="18"/>
-          <w:szCs w:val="18"/>
-        </w:rPr>
-        <w:t>TESMEA/TN-202</w:t>
-      </w:r>
-      <w:r>
-        <w:rPr>
-          <w:rFonts w:ascii="Arial" w:hAnsi="Arial" w:cs="Arial"/>
-          <w:color w:val="0070C0"/>
-          <w:sz w:val="18"/>
-          <w:szCs w:val="18"/>
-        </w:rPr>
-        <w:t>5</w:t>
-      </w:r>
-      <w:r>
-        <w:rPr>
-          <w:rFonts w:ascii="Arial" w:hAnsi="Arial" w:cs="Arial"/>
-          <w:color w:val="0070C0"/>
-          <w:sz w:val="18"/>
-          <w:szCs w:val="18"/>
-        </w:rPr>
-        <w:t>-000</w:t>
-      </w:r>
-      <w:r>
-        <w:rPr>
-          <w:rFonts w:ascii="Arial" w:hAnsi="Arial" w:cs="Arial"/>
-          <w:color w:val="0070C0"/>
-          <w:sz w:val="18"/>
-          <w:szCs w:val="18"/>
-        </w:rPr>
-        <w:t>01</w:t>
-      </w:r>
-      <w:r>
-        <w:rPr>
-          <w:rFonts w:ascii="Arial" w:hAnsi="Arial" w:cs="Arial"/>
-          <w:color w:val="0070C0"/>
-          <w:sz w:val="18"/>
-          <w:szCs w:val="18"/>
-        </w:rPr>
-        <w:t xml:space="preserve">                                                                                                                 </w:t>
-      </w:r>
-      <w:r>
-        <w:rPr>
-          <w:rFonts w:ascii="Arial" w:hAnsi="Arial" w:cs="Arial"/>
-          <w:color w:val="0070C0"/>
-          <w:sz w:val="18"/>
-          <w:szCs w:val="18"/>
-        </w:rPr>
-        <w:t xml:space="preserve">   </w:t>
-      </w:r>
-      <w:r>
-        <w:rPr>
-          <w:rFonts w:ascii="Arial" w:hAnsi="Arial" w:cs="Arial"/>
-          <w:color w:val="0070C0"/>
-          <w:sz w:val="18"/>
-          <w:szCs w:val="18"/>
-        </w:rPr>
-        <w:t>Trang/Page:</w:t>
-      </w:r>
-      <w:r>
-        <w:rPr>
-          <w:rFonts w:ascii="Arial" w:hAnsi="Arial" w:cs="Arial"/>
-          <w:color w:val="0070C0"/>
-          <w:sz w:val="18"/>
-          <w:szCs w:val="18"/>
-        </w:rPr>
-        <w:t xml:space="preserve"> 2/2</w:t>
-      </w:r>
-    </w:p>
-    <w:p>
-      <w:pPr>
-        <w:spacing w:after="0" w:line="240" w:lineRule="auto"/>
-        <w:ind w:left="360"/>
-        <w:rPr>
           <w:rFonts w:ascii="Arial" w:hAnsi="Arial" w:cs="Arial"/>
           <w:i/>
           <w:iCs/>
@@ -2742,6 +2552,26 @@
                 <w:color w:val="0070C0"/>
               </w:rPr>
               <w:t>/</w:t>
+            </w:r>
+            <w:r>
+              <w:rPr>
+                <w:rFonts w:cs="Times New Roman"/>
+                <w:b/>
+                <w:bCs/>
+                <w:color w:val="0070C0"/>
+              </w:rPr>
+              <w:t xml:space="preserve"> </w:t>
+            </w:r>
+            <w:r>
+              <w:rPr>
+                <w:rFonts w:cs="Times New Roman"/>
+                <w:b/>
+                <w:bCs/>
+                <w:i/>
+                <w:iCs/>
+                <w:color w:val="0070C0"/>
+              </w:rPr>
+              <w:t>Test results under design condition</w:t>
             </w:r>
           </w:p>
         </w:tc>
@@ -3436,6 +3266,57 @@
               </w:rPr>
               <w:t>điều kiện tiêu chuẩn</w:t>
             </w:r>
+            <w:r>
+              <w:rPr>
+                <w:rFonts w:cs="Times New Roman"/>
+                <w:b/>
+                <w:bCs/>
+                <w:color w:val="0070C0"/>
+              </w:rPr>
+              <w:t>/</w:t>
+            </w:r>
+            <w:r>
+              <w:rPr>
+                <w:rFonts w:cs="Times New Roman"/>
+                <w:b/>
+                <w:bCs/>
+                <w:color w:val="0070C0"/>
+              </w:rPr>
+              <w:t xml:space="preserve"> </w:t>
+            </w:r>
+            <w:r>
+              <w:rPr>
+                <w:rFonts w:cs="Times New Roman"/>
+                <w:b/>
+                <w:bCs/>
+                <w:i/>
+                <w:iCs/>
+                <w:color w:val="0070C0"/>
+              </w:rPr>
+              <w:t xml:space="preserve">Test results under </w:t>
+            </w:r>
+            <w:r>
+              <w:rPr>
+                <w:rFonts w:cs="Times New Roman"/>
+                <w:b/>
+                <w:bCs/>
+                <w:i/>
+                <w:iCs/>
+                <w:color w:val="0070C0"/>
+              </w:rPr>
+              <w:t>normalized</w:t>
+            </w:r>
+            <w:r>
+              <w:rPr>
+                <w:rFonts w:cs="Times New Roman"/>
+                <w:b/>
+                <w:bCs/>
+                <w:i/>
+                <w:iCs/>
+                <w:color w:val="0070C0"/>
+              </w:rPr>
+              <w:t xml:space="preserve"> condition</w:t>
+            </w:r>
           </w:p>
         </w:tc>
       </w:tr>
@@ -4094,6 +3975,57 @@
               </w:rPr>
               <w:t>điều kiện làm việc</w:t>
             </w:r>
+            <w:r>
+              <w:rPr>
+                <w:rFonts w:cs="Times New Roman"/>
+                <w:b/>
+                <w:bCs/>
+                <w:color w:val="0070C0"/>
+              </w:rPr>
+              <w:t>/</w:t>
+            </w:r>
+            <w:r>
+              <w:rPr>
+                <w:rFonts w:cs="Times New Roman"/>
+                <w:b/>
+                <w:bCs/>
+                <w:color w:val="0070C0"/>
+              </w:rPr>
+              <w:t xml:space="preserve"> </w:t>
+            </w:r>
+            <w:r>
+              <w:rPr>
+                <w:rFonts w:cs="Times New Roman"/>
+                <w:b/>
+                <w:bCs/>
+                <w:i/>
+                <w:iCs/>
+                <w:color w:val="0070C0"/>
+              </w:rPr>
+              <w:t xml:space="preserve">Test results under </w:t>
+            </w:r>
+            <w:r>
+              <w:rPr>
+                <w:rFonts w:cs="Times New Roman"/>
+                <w:b/>
+                <w:bCs/>
+                <w:i/>
+                <w:iCs/>
+                <w:color w:val="0070C0"/>
+              </w:rPr>
+              <w:t>operating</w:t>
+            </w:r>
+            <w:r>
+              <w:rPr>
+                <w:rFonts w:cs="Times New Roman"/>
+                <w:b/>
+                <w:bCs/>
+                <w:i/>
+                <w:iCs/>
+                <w:color w:val="0070C0"/>
+              </w:rPr>
+              <w:t xml:space="preserve"> condition</w:t>
+            </w:r>
           </w:p>
         </w:tc>
       </w:tr>
@@ -4685,8 +4617,10 @@
     <w:sectPr>
       <w:headerReference w:type="even" r:id="rId8"/>
       <w:headerReference w:type="default" r:id="rId9"/>
-      <w:footerReference w:type="default" r:id="rId10"/>
-      <w:headerReference w:type="first" r:id="rId11"/>
+      <w:footerReference w:type="even" r:id="rId10"/>
+      <w:footerReference w:type="default" r:id="rId11"/>
+      <w:headerReference w:type="first" r:id="rId12"/>
+      <w:footerReference w:type="first" r:id="rId13"/>
       <w:pgSz w:w="11907" w:h="16840" w:code="9"/>
       <w:pgMar w:top="1134" w:right="851" w:bottom="737" w:left="851" w:header="720" w:footer="720" w:gutter="0"/>
       <w:cols w:space="720"/>
@@ -4722,6 +4656,16 @@
 </file>
 
 <file path=word/footer1.xml><?xml version="1.0" encoding="utf-8"?>
+<w:ftr xmlns:wpc="http://schemas.microsoft.com/office/word/2010/wordprocessingCanvas" xmlns:cx="http://schemas.microsoft.com/office/drawing/2014/chartex" xmlns:cx1="http://schemas.microsoft.com/office/drawing/2015/9/8/chartex" xmlns:cx2="http://schemas.microsoft.com/office/drawing/2015/10/21/chartex" xmlns:cx3="http://schemas.microsoft.com/office/drawing/2016/5/9/chartex" xmlns:cx4="http://schemas.microsoft.com/office/drawing/2016/5/10/chartex" xmlns:cx5="http://schemas.microsoft.com/office/drawing/2016/5/11/chartex" xmlns:cx6="http://schemas.microsoft.com/office/drawing/2016/5/12/chartex" xmlns:cx7="http://schemas.microsoft.com/office/drawing/2016/5/13/chartex" xmlns:cx8="http://schemas.microsoft.com/office/drawing/2016/5/14/chartex" xmlns:mc="http://schemas.openxmlformats.org/markup-compatibility/2006" xmlns:aink="http://schemas.microsoft.com/office/drawing/2016/ink" xmlns:am3d="http://schemas.microsoft.com/office/drawing/2017/model3d" xmlns:o="urn:schemas-microsoft-com:office:office" xmlns:r="http://schemas.openxmlformats.org/officeDocument/2006/relationships" xmlns:m="http://schemas.openxmlformats.org/officeDocument/2006/math" xmlns:v="urn:schemas-microsoft-com:vml" xmlns:wp14="http://schemas.microsoft.com/office/word/2010/wordprocessingDrawing" xmlns:wp="http://schemas.openxmlformats.org/drawingml/2006/wordprocessingDrawing" xmlns:w10="urn:schemas-microsoft-com:office:word" xmlns:w="http://schemas.openxmlformats.org/wordprocessingml/2006/main" xmlns:w14="http://schemas.microsoft.com/office/word/2010/wordml" xmlns:w15="http://schemas.microsoft.com/office/word/2012/wordml" xmlns:w16cex="http://schemas.microsoft.com/office/word/2018/wordml/cex" xmlns:w16cid="http://schemas.microsoft.com/office/word/2016/wordml/cid" xmlns:w16="http://schemas.microsoft.com/office/word/2018/wordml" xmlns:w16sdtdh="http://schemas.microsoft.com/office/word/2020/wordml/sdtdatahash" xmlns:w16se="http://schemas.microsoft.com/office/word/2015/wordml/symex" xmlns:wpg="http://schemas.microsoft.com/office/word/2010/wordprocessingGroup" xmlns:wpi="http://schemas.microsoft.com/office/word/2010/wordprocessingInk" xmlns:wne="http://schemas.microsoft.com/office/word/2006/wordml" xmlns:wps="http://schemas.microsoft.com/office/word/2010/wordprocessingShape" mc:Ignorable="w14 w15 w16se w16cid w16 w16cex w16sdtdh wp14">
+  <w:p>
+    <w:pPr>
+      <w:pStyle w:val="Footer"/>
+    </w:pPr>
+  </w:p>
+</w:ftr>
+</file>
+
+<file path=word/footer2.xml><?xml version="1.0" encoding="utf-8"?>
 <w:ftr xmlns:wpc="http://schemas.microsoft.com/office/word/2010/wordprocessingCanvas" xmlns:cx="http://schemas.microsoft.com/office/drawing/2014/chartex" xmlns:cx1="http://schemas.microsoft.com/office/drawing/2015/9/8/chartex" xmlns:cx2="http://schemas.microsoft.com/office/drawing/2015/10/21/chartex" xmlns:cx3="http://schemas.microsoft.com/office/drawing/2016/5/9/chartex" xmlns:cx4="http://schemas.microsoft.com/office/drawing/2016/5/10/chartex" xmlns:cx5="http://schemas.microsoft.com/office/drawing/2016/5/11/chartex" xmlns:cx6="http://schemas.microsoft.com/office/drawing/2016/5/12/chartex" xmlns:cx7="http://schemas.microsoft.com/office/drawing/2016/5/13/chartex" xmlns:cx8="http://schemas.microsoft.com/office/drawing/2016/5/14/chartex" xmlns:mc="http://schemas.openxmlformats.org/markup-compatibility/2006" xmlns:aink="http://schemas.microsoft.com/office/drawing/2016/ink" xmlns:am3d="http://schemas.microsoft.com/office/drawing/2017/model3d" xmlns:o="urn:schemas-microsoft-com:office:office" xmlns:r="http://schemas.openxmlformats.org/officeDocument/2006/relationships" xmlns:m="http://schemas.openxmlformats.org/officeDocument/2006/math" xmlns:v="urn:schemas-microsoft-com:vml" xmlns:wp14="http://schemas.microsoft.com/office/word/2010/wordprocessingDrawing" xmlns:wp="http://schemas.openxmlformats.org/drawingml/2006/wordprocessingDrawing" xmlns:w10="urn:schemas-microsoft-com:office:word" xmlns:w="http://schemas.openxmlformats.org/wordprocessingml/2006/main" xmlns:w14="http://schemas.microsoft.com/office/word/2010/wordml" xmlns:w15="http://schemas.microsoft.com/office/word/2012/wordml" xmlns:w16cex="http://schemas.microsoft.com/office/word/2018/wordml/cex" xmlns:w16cid="http://schemas.microsoft.com/office/word/2016/wordml/cid" xmlns:w16="http://schemas.microsoft.com/office/word/2018/wordml" xmlns:w16sdtdh="http://schemas.microsoft.com/office/word/2020/wordml/sdtdatahash" xmlns:w16se="http://schemas.microsoft.com/office/word/2015/wordml/symex" xmlns:wpg="http://schemas.microsoft.com/office/word/2010/wordprocessingGroup" xmlns:wpi="http://schemas.microsoft.com/office/word/2010/wordprocessingInk" xmlns:wne="http://schemas.microsoft.com/office/word/2006/wordml" xmlns:wps="http://schemas.microsoft.com/office/word/2010/wordprocessingShape" mc:Ignorable="w14 w15 w16se w16cid w16 w16cex w16sdtdh wp14">
   <w:p>
     <w:pPr>
@@ -4883,7 +4827,16 @@
         <w:sz w:val="16"/>
         <w:szCs w:val="16"/>
       </w:rPr>
-      <w:t>Không được trích sao một phần kết quả này nếu không được sự đồng ý của Phòng Thí nghiệm TESMEA</w:t>
+      <w:t xml:space="preserve">Không được trích sao một phần kết quả này nếu không được sự đồng ý của Phòng Thí nghiệm </w:t>
+    </w:r>
+    <w:r>
+      <w:rPr>
+        <w:rFonts w:ascii="Arial" w:hAnsi="Arial" w:cs="Arial"/>
+        <w:color w:val="0070C0"/>
+        <w:sz w:val="16"/>
+        <w:szCs w:val="16"/>
+      </w:rPr>
+      <w:t>TOMECO</w:t>
     </w:r>
   </w:p>
   <w:p>
@@ -4908,31 +4861,7 @@
         <w:sz w:val="16"/>
         <w:szCs w:val="16"/>
       </w:rPr>
-      <w:t xml:space="preserve">This test results shall not </w:t>
-    </w:r>
-    <w:proofErr w:type="gramStart"/>
-    <w:r>
-      <w:rPr>
-        <w:rFonts w:ascii="Arial" w:hAnsi="Arial" w:cs="Arial"/>
-        <w:i/>
-        <w:iCs/>
-        <w:color w:val="0070C0"/>
-        <w:sz w:val="16"/>
-        <w:szCs w:val="16"/>
-      </w:rPr>
-      <w:t>reproduced</w:t>
-    </w:r>
-    <w:proofErr w:type="gramEnd"/>
-    <w:r>
-      <w:rPr>
-        <w:rFonts w:ascii="Arial" w:hAnsi="Arial" w:cs="Arial"/>
-        <w:i/>
-        <w:iCs/>
-        <w:color w:val="0070C0"/>
-        <w:sz w:val="16"/>
-        <w:szCs w:val="16"/>
-      </w:rPr>
-      <w:t xml:space="preserve"> exce</w:t>
+      <w:t>This test results shall not reproduced exce</w:t>
     </w:r>
     <w:r>
       <w:rPr>
@@ -4943,7 +4872,18 @@
         <w:sz w:val="16"/>
         <w:szCs w:val="16"/>
       </w:rPr>
-      <w:t>pt in full, without the written approved of TESMEA</w:t>
+      <w:t xml:space="preserve">pt in full, without the written approved of </w:t>
+    </w:r>
+    <w:r>
+      <w:rPr>
+        <w:rFonts w:ascii="Arial" w:hAnsi="Arial" w:cs="Arial"/>
+        <w:i/>
+        <w:iCs/>
+        <w:color w:val="0070C0"/>
+        <w:sz w:val="16"/>
+        <w:szCs w:val="16"/>
+      </w:rPr>
+      <w:t>TOMECO</w:t>
     </w:r>
   </w:p>
   <w:p>
@@ -5031,6 +4971,16 @@
       </w:rPr>
       <w:t xml:space="preserve"> Lần ban hành/sửa đổi: 01/00</w:t>
     </w:r>
+  </w:p>
+</w:ftr>
+</file>
+
+<file path=word/footer3.xml><?xml version="1.0" encoding="utf-8"?>
+<w:ftr xmlns:wpc="http://schemas.microsoft.com/office/word/2010/wordprocessingCanvas" xmlns:cx="http://schemas.microsoft.com/office/drawing/2014/chartex" xmlns:cx1="http://schemas.microsoft.com/office/drawing/2015/9/8/chartex" xmlns:cx2="http://schemas.microsoft.com/office/drawing/2015/10/21/chartex" xmlns:cx3="http://schemas.microsoft.com/office/drawing/2016/5/9/chartex" xmlns:cx4="http://schemas.microsoft.com/office/drawing/2016/5/10/chartex" xmlns:cx5="http://schemas.microsoft.com/office/drawing/2016/5/11/chartex" xmlns:cx6="http://schemas.microsoft.com/office/drawing/2016/5/12/chartex" xmlns:cx7="http://schemas.microsoft.com/office/drawing/2016/5/13/chartex" xmlns:cx8="http://schemas.microsoft.com/office/drawing/2016/5/14/chartex" xmlns:mc="http://schemas.openxmlformats.org/markup-compatibility/2006" xmlns:aink="http://schemas.microsoft.com/office/drawing/2016/ink" xmlns:am3d="http://schemas.microsoft.com/office/drawing/2017/model3d" xmlns:o="urn:schemas-microsoft-com:office:office" xmlns:r="http://schemas.openxmlformats.org/officeDocument/2006/relationships" xmlns:m="http://schemas.openxmlformats.org/officeDocument/2006/math" xmlns:v="urn:schemas-microsoft-com:vml" xmlns:wp14="http://schemas.microsoft.com/office/word/2010/wordprocessingDrawing" xmlns:wp="http://schemas.openxmlformats.org/drawingml/2006/wordprocessingDrawing" xmlns:w10="urn:schemas-microsoft-com:office:word" xmlns:w="http://schemas.openxmlformats.org/wordprocessingml/2006/main" xmlns:w14="http://schemas.microsoft.com/office/word/2010/wordml" xmlns:w15="http://schemas.microsoft.com/office/word/2012/wordml" xmlns:w16cex="http://schemas.microsoft.com/office/word/2018/wordml/cex" xmlns:w16cid="http://schemas.microsoft.com/office/word/2016/wordml/cid" xmlns:w16="http://schemas.microsoft.com/office/word/2018/wordml" xmlns:w16sdtdh="http://schemas.microsoft.com/office/word/2020/wordml/sdtdatahash" xmlns:w16se="http://schemas.microsoft.com/office/word/2015/wordml/symex" xmlns:wpg="http://schemas.microsoft.com/office/word/2010/wordprocessingGroup" xmlns:wpi="http://schemas.microsoft.com/office/word/2010/wordprocessingInk" xmlns:wne="http://schemas.microsoft.com/office/word/2006/wordml" xmlns:wps="http://schemas.microsoft.com/office/word/2010/wordprocessingShape" mc:Ignorable="w14 w15 w16se w16cid w16 w16cex w16sdtdh wp14">
+  <w:p>
+    <w:pPr>
+      <w:pStyle w:val="Footer"/>
+    </w:pPr>
   </w:p>
 </w:ftr>
 </file>
@@ -5192,9 +5142,9 @@
                               <w:noProof/>
                             </w:rPr>
                             <w:drawing>
-                              <wp:inline distT="0" distB="0" distL="0" distR="0" wp14:anchorId="444C90E1" wp14:editId="50552659">
-                                <wp:extent cx="814070" cy="568619"/>
-                                <wp:effectExtent l="0" t="0" r="5080" b="3175"/>
+                              <wp:inline distT="0" distB="0" distL="0" distR="0" wp14:anchorId="444C90E1" wp14:editId="6E09E92B">
+                                <wp:extent cx="623552" cy="582739"/>
+                                <wp:effectExtent l="0" t="0" r="5715" b="8255"/>
                                 <wp:docPr id="1" name="Picture 1"/>
                                 <wp:cNvGraphicFramePr>
                                   <a:graphicFrameLocks xmlns:a="http://schemas.openxmlformats.org/drawingml/2006/main" noChangeAspect="1"/>
@@ -5203,11 +5153,17 @@
                                   <a:graphicData uri="http://schemas.openxmlformats.org/drawingml/2006/picture">
                                     <pic:pic xmlns:pic="http://schemas.openxmlformats.org/drawingml/2006/picture">
                                       <pic:nvPicPr>
-                                        <pic:cNvPr id="1" name=""/>
+                                        <pic:cNvPr id="1" name="Picture 1"/>
                                         <pic:cNvPicPr/>
                                       </pic:nvPicPr>
                                       <pic:blipFill>
-                                        <a:blip r:embed="rId1"/>
+                                        <a:blip r:embed="rId1">
+                                          <a:extLst>
+                                            <a:ext uri="{28A0092B-C50C-407E-A947-70E740481C1C}">
+                                              <a14:useLocalDpi xmlns:a14="http://schemas.microsoft.com/office/drawing/2010/main" val="0"/>
+                                            </a:ext>
+                                          </a:extLst>
+                                        </a:blip>
                                         <a:stretch>
                                           <a:fillRect/>
                                         </a:stretch>
@@ -5215,7 +5171,7 @@
                                       <pic:spPr>
                                         <a:xfrm>
                                           <a:off x="0" y="0"/>
-                                          <a:ext cx="834285" cy="582739"/>
+                                          <a:ext cx="623552" cy="582739"/>
                                         </a:xfrm>
                                         <a:prstGeom prst="rect">
                                           <a:avLst/>
@@ -5267,9 +5223,9 @@
                         <w:noProof/>
                       </w:rPr>
                       <w:drawing>
-                        <wp:inline distT="0" distB="0" distL="0" distR="0" wp14:anchorId="444C90E1" wp14:editId="50552659">
-                          <wp:extent cx="814070" cy="568619"/>
-                          <wp:effectExtent l="0" t="0" r="5080" b="3175"/>
+                        <wp:inline distT="0" distB="0" distL="0" distR="0" wp14:anchorId="444C90E1" wp14:editId="6E09E92B">
+                          <wp:extent cx="623552" cy="582739"/>
+                          <wp:effectExtent l="0" t="0" r="5715" b="8255"/>
                           <wp:docPr id="1" name="Picture 1"/>
                           <wp:cNvGraphicFramePr>
                             <a:graphicFrameLocks xmlns:a="http://schemas.openxmlformats.org/drawingml/2006/main" noChangeAspect="1"/>
@@ -5278,11 +5234,17 @@
                             <a:graphicData uri="http://schemas.openxmlformats.org/drawingml/2006/picture">
                               <pic:pic xmlns:pic="http://schemas.openxmlformats.org/drawingml/2006/picture">
                                 <pic:nvPicPr>
-                                  <pic:cNvPr id="1" name=""/>
+                                  <pic:cNvPr id="1" name="Picture 1"/>
                                   <pic:cNvPicPr/>
                                 </pic:nvPicPr>
                                 <pic:blipFill>
-                                  <a:blip r:embed="rId1"/>
+                                  <a:blip r:embed="rId1">
+                                    <a:extLst>
+                                      <a:ext uri="{28A0092B-C50C-407E-A947-70E740481C1C}">
+                                        <a14:useLocalDpi xmlns:a14="http://schemas.microsoft.com/office/drawing/2010/main" val="0"/>
+                                      </a:ext>
+                                    </a:extLst>
+                                  </a:blip>
                                   <a:stretch>
                                     <a:fillRect/>
                                   </a:stretch>
@@ -5290,7 +5252,7 @@
                                 <pic:spPr>
                                   <a:xfrm>
                                     <a:off x="0" y="0"/>
-                                    <a:ext cx="834285" cy="582739"/>
+                                    <a:ext cx="623552" cy="582739"/>
                                   </a:xfrm>
                                   <a:prstGeom prst="rect">
                                     <a:avLst/>
@@ -5399,17 +5361,7 @@
                               <w:sz w:val="14"/>
                               <w:szCs w:val="14"/>
                             </w:rPr>
-                            <w:t xml:space="preserve"> Số 53 Nguyễn </w:t>
-                          </w:r>
-                          <w:proofErr w:type="gramStart"/>
-                          <w:r>
-                            <w:rPr>
-                              <w:rFonts w:ascii="Arial" w:hAnsi="Arial" w:cs="Arial"/>
-                              <w:color w:val="0070C0"/>
-                              <w:sz w:val="14"/>
-                              <w:szCs w:val="14"/>
-                            </w:rPr>
-                            <w:t xml:space="preserve">Xiển, </w:t>
+                            <w:t xml:space="preserve"> Số 53 Nguyễn Xiển, </w:t>
                           </w:r>
                           <w:r>
                             <w:rPr>
@@ -5418,17 +5370,7 @@
                               <w:sz w:val="14"/>
                               <w:szCs w:val="14"/>
                             </w:rPr>
-                            <w:t xml:space="preserve">  </w:t>
-                          </w:r>
-                          <w:proofErr w:type="gramEnd"/>
-                          <w:r>
-                            <w:rPr>
-                              <w:rFonts w:ascii="Arial" w:hAnsi="Arial" w:cs="Arial"/>
-                              <w:color w:val="0070C0"/>
-                              <w:sz w:val="14"/>
-                              <w:szCs w:val="14"/>
-                            </w:rPr>
-                            <w:t xml:space="preserve">            </w:t>
+                            <w:t xml:space="preserve">              Khương Đình</w:t>
                           </w:r>
                           <w:r>
                             <w:rPr>
@@ -5437,28 +5379,17 @@
                               <w:sz w:val="14"/>
                               <w:szCs w:val="14"/>
                             </w:rPr>
-                            <w:t>Hạ Đình, Thanh Xuân, Hà Nội</w:t>
-                          </w:r>
-                          <w:r>
-                            <w:rPr>
-                              <w:rFonts w:ascii="Arial" w:hAnsi="Arial" w:cs="Arial"/>
-                              <w:color w:val="0070C0"/>
-                              <w:sz w:val="14"/>
-                              <w:szCs w:val="14"/>
-                            </w:rPr>
-                            <w:t xml:space="preserve">                                                         E-mail: </w:t>
+                            <w:t xml:space="preserve">, Hà Nội                                                         E-mail: </w:t>
                           </w:r>
                           <w:hyperlink r:id="rId2" w:history="1">
                             <w:r>
                               <w:rPr>
                                 <w:rStyle w:val="Hyperlink"/>
                                 <w:rFonts w:ascii="Arial" w:hAnsi="Arial" w:cs="Arial"/>
-                                <w:color w:val="0070C0"/>
                                 <w:sz w:val="14"/>
                                 <w:szCs w:val="14"/>
-                                <w:u w:val="none"/>
                               </w:rPr>
-                              <w:t>Doluong@tesmea.vn</w:t>
+                              <w:t>toancau@tomeco.vn</w:t>
                             </w:r>
                           </w:hyperlink>
                         </w:p>
@@ -5479,7 +5410,25 @@
                               <w:sz w:val="14"/>
                               <w:szCs w:val="14"/>
                             </w:rPr>
-                            <w:t>Website: Tesmea.vn</w:t>
+                            <w:t xml:space="preserve">Website: </w:t>
+                          </w:r>
+                          <w:r>
+                            <w:rPr>
+                              <w:rFonts w:ascii="Arial" w:hAnsi="Arial" w:cs="Arial"/>
+                              <w:color w:val="0070C0"/>
+                              <w:sz w:val="14"/>
+                              <w:szCs w:val="14"/>
+                            </w:rPr>
+                            <w:t>tomeco</w:t>
+                          </w:r>
+                          <w:r>
+                            <w:rPr>
+                              <w:rFonts w:ascii="Arial" w:hAnsi="Arial" w:cs="Arial"/>
+                              <w:color w:val="0070C0"/>
+                              <w:sz w:val="14"/>
+                              <w:szCs w:val="14"/>
+                            </w:rPr>
+                            <w:t>.vn</w:t>
                           </w:r>
                         </w:p>
                         <w:p>
@@ -5510,7 +5459,7 @@
                               <w:sz w:val="14"/>
                               <w:szCs w:val="14"/>
                             </w:rPr>
-                            <w:t>0981.370.116</w:t>
+                            <w:t>0</w:t>
                           </w:r>
                           <w:r>
                             <w:rPr>
@@ -5520,7 +5469,7 @@
                               <w:sz w:val="14"/>
                               <w:szCs w:val="14"/>
                             </w:rPr>
-                            <w:t>/0943.584.813</w:t>
+                            <w:t>917 704 186 / 0983 317 420</w:t>
                           </w:r>
                         </w:p>
                         <w:p>
@@ -5551,8 +5500,36 @@
                               <w:sz w:val="14"/>
                               <w:szCs w:val="14"/>
                             </w:rPr>
-                            <w:t xml:space="preserve"> Cụm CN Ngọc Liệp, Quốc Oai, Hà Nội</w:t>
+                            <w:t xml:space="preserve"> Cụm CN Ngọc Liệp, </w:t>
                           </w:r>
+                          <w:r>
+                            <w:rPr>
+                              <w:rFonts w:ascii="Arial" w:hAnsi="Arial" w:cs="Arial"/>
+                              <w:color w:val="0070C0"/>
+                              <w:sz w:val="14"/>
+                              <w:szCs w:val="14"/>
+                            </w:rPr>
+                            <w:t>Kiều Phú</w:t>
+                          </w:r>
+                          <w:r>
+                            <w:rPr>
+                              <w:rFonts w:ascii="Arial" w:hAnsi="Arial" w:cs="Arial"/>
+                              <w:color w:val="0070C0"/>
+                              <w:sz w:val="14"/>
+                              <w:szCs w:val="14"/>
+                            </w:rPr>
+                            <w:t>, Hà Nội</w:t>
+                          </w:r>
+                        </w:p>
+                        <w:p>
+                          <w:pPr>
+                            <w:rPr>
+                              <w:rFonts w:ascii="Arial" w:hAnsi="Arial" w:cs="Arial"/>
+                              <w:color w:val="0070C0"/>
+                              <w:sz w:val="14"/>
+                              <w:szCs w:val="14"/>
+                            </w:rPr>
+                          </w:pPr>
                         </w:p>
                         <w:p>
                           <w:pPr>
@@ -5617,17 +5594,7 @@
                         <w:sz w:val="14"/>
                         <w:szCs w:val="14"/>
                       </w:rPr>
-                      <w:t xml:space="preserve"> Số 53 Nguyễn </w:t>
-                    </w:r>
-                    <w:proofErr w:type="gramStart"/>
-                    <w:r>
-                      <w:rPr>
-                        <w:rFonts w:ascii="Arial" w:hAnsi="Arial" w:cs="Arial"/>
-                        <w:color w:val="0070C0"/>
-                        <w:sz w:val="14"/>
-                        <w:szCs w:val="14"/>
-                      </w:rPr>
-                      <w:t xml:space="preserve">Xiển, </w:t>
+                      <w:t xml:space="preserve"> Số 53 Nguyễn Xiển, </w:t>
                     </w:r>
                     <w:r>
                       <w:rPr>
@@ -5636,17 +5603,7 @@
                         <w:sz w:val="14"/>
                         <w:szCs w:val="14"/>
                       </w:rPr>
-                      <w:t xml:space="preserve">  </w:t>
-                    </w:r>
-                    <w:proofErr w:type="gramEnd"/>
-                    <w:r>
-                      <w:rPr>
-                        <w:rFonts w:ascii="Arial" w:hAnsi="Arial" w:cs="Arial"/>
-                        <w:color w:val="0070C0"/>
-                        <w:sz w:val="14"/>
-                        <w:szCs w:val="14"/>
-                      </w:rPr>
-                      <w:t xml:space="preserve">            </w:t>
+                      <w:t xml:space="preserve">              Khương Đình</w:t>
                     </w:r>
                     <w:r>
                       <w:rPr>
@@ -5655,28 +5612,17 @@
                         <w:sz w:val="14"/>
                         <w:szCs w:val="14"/>
                       </w:rPr>
-                      <w:t>Hạ Đình, Thanh Xuân, Hà Nội</w:t>
-                    </w:r>
-                    <w:r>
-                      <w:rPr>
-                        <w:rFonts w:ascii="Arial" w:hAnsi="Arial" w:cs="Arial"/>
-                        <w:color w:val="0070C0"/>
-                        <w:sz w:val="14"/>
-                        <w:szCs w:val="14"/>
-                      </w:rPr>
-                      <w:t xml:space="preserve">                                                         E-mail: </w:t>
+                      <w:t xml:space="preserve">, Hà Nội                                                         E-mail: </w:t>
                     </w:r>
                     <w:hyperlink r:id="rId3" w:history="1">
                       <w:r>
                         <w:rPr>
                           <w:rStyle w:val="Hyperlink"/>
                           <w:rFonts w:ascii="Arial" w:hAnsi="Arial" w:cs="Arial"/>
-                          <w:color w:val="0070C0"/>
                           <w:sz w:val="14"/>
                           <w:szCs w:val="14"/>
-                          <w:u w:val="none"/>
                         </w:rPr>
-                        <w:t>Doluong@tesmea.vn</w:t>
+                        <w:t>toancau@tomeco.vn</w:t>
                       </w:r>
                     </w:hyperlink>
                   </w:p>
@@ -5697,7 +5643,25 @@
                         <w:sz w:val="14"/>
                         <w:szCs w:val="14"/>
                       </w:rPr>
-                      <w:t>Website: Tesmea.vn</w:t>
+                      <w:t xml:space="preserve">Website: </w:t>
+                    </w:r>
+                    <w:r>
+                      <w:rPr>
+                        <w:rFonts w:ascii="Arial" w:hAnsi="Arial" w:cs="Arial"/>
+                        <w:color w:val="0070C0"/>
+                        <w:sz w:val="14"/>
+                        <w:szCs w:val="14"/>
+                      </w:rPr>
+                      <w:t>tomeco</w:t>
+                    </w:r>
+                    <w:r>
+                      <w:rPr>
+                        <w:rFonts w:ascii="Arial" w:hAnsi="Arial" w:cs="Arial"/>
+                        <w:color w:val="0070C0"/>
+                        <w:sz w:val="14"/>
+                        <w:szCs w:val="14"/>
+                      </w:rPr>
+                      <w:t>.vn</w:t>
                     </w:r>
                   </w:p>
                   <w:p>
@@ -5728,7 +5692,7 @@
                         <w:sz w:val="14"/>
                         <w:szCs w:val="14"/>
                       </w:rPr>
-                      <w:t>0981.370.116</w:t>
+                      <w:t>0</w:t>
                     </w:r>
                     <w:r>
                       <w:rPr>
@@ -5738,7 +5702,7 @@
                         <w:sz w:val="14"/>
                         <w:szCs w:val="14"/>
                       </w:rPr>
-                      <w:t>/0943.584.813</w:t>
+                      <w:t>917 704 186 / 0983 317 420</w:t>
                     </w:r>
                   </w:p>
                   <w:p>
@@ -5769,8 +5733,36 @@
                         <w:sz w:val="14"/>
                         <w:szCs w:val="14"/>
                       </w:rPr>
-                      <w:t xml:space="preserve"> Cụm CN Ngọc Liệp, Quốc Oai, Hà Nội</w:t>
+                      <w:t xml:space="preserve"> Cụm CN Ngọc Liệp, </w:t>
                     </w:r>
+                    <w:r>
+                      <w:rPr>
+                        <w:rFonts w:ascii="Arial" w:hAnsi="Arial" w:cs="Arial"/>
+                        <w:color w:val="0070C0"/>
+                        <w:sz w:val="14"/>
+                        <w:szCs w:val="14"/>
+                      </w:rPr>
+                      <w:t>Kiều Phú</w:t>
+                    </w:r>
+                    <w:r>
+                      <w:rPr>
+                        <w:rFonts w:ascii="Arial" w:hAnsi="Arial" w:cs="Arial"/>
+                        <w:color w:val="0070C0"/>
+                        <w:sz w:val="14"/>
+                        <w:szCs w:val="14"/>
+                      </w:rPr>
+                      <w:t>, Hà Nội</w:t>
+                    </w:r>
+                  </w:p>
+                  <w:p>
+                    <w:pPr>
+                      <w:rPr>
+                        <w:rFonts w:ascii="Arial" w:hAnsi="Arial" w:cs="Arial"/>
+                        <w:color w:val="0070C0"/>
+                        <w:sz w:val="14"/>
+                        <w:szCs w:val="14"/>
+                      </w:rPr>
+                    </w:pPr>
                   </w:p>
                   <w:p>
                     <w:pPr>
@@ -5905,7 +5897,37 @@
                               <w:color w:val="0070C0"/>
                               <w:sz w:val="22"/>
                             </w:rPr>
-                            <w:t>CÔNG TY CỔ PHẦN KHCN CƠ ĐIỆN VÀ ĐO LƯỜNG CHẤT LƯỢNG</w:t>
+                            <w:t>CÔNG TY CỔ PHẦN</w:t>
+                          </w:r>
+                          <w:r>
+                            <w:rPr>
+                              <w:rFonts w:ascii="Arial" w:hAnsi="Arial" w:cs="Arial"/>
+                              <w:b/>
+                              <w:bCs/>
+                              <w:color w:val="0070C0"/>
+                              <w:sz w:val="22"/>
+                            </w:rPr>
+                            <w:t xml:space="preserve"> </w:t>
+                          </w:r>
+                          <w:r>
+                            <w:rPr>
+                              <w:rFonts w:ascii="Arial" w:hAnsi="Arial" w:cs="Arial"/>
+                              <w:b/>
+                              <w:bCs/>
+                              <w:color w:val="0070C0"/>
+                              <w:sz w:val="22"/>
+                            </w:rPr>
+                            <w:t xml:space="preserve">CƠ ĐIỆN </w:t>
+                          </w:r>
+                          <w:r>
+                            <w:rPr>
+                              <w:rFonts w:ascii="Arial" w:hAnsi="Arial" w:cs="Arial"/>
+                              <w:b/>
+                              <w:bCs/>
+                              <w:color w:val="0070C0"/>
+                              <w:sz w:val="22"/>
+                            </w:rPr>
+                            <w:t>TOMECO</w:t>
                           </w:r>
                         </w:p>
                         <w:p>
@@ -5926,7 +5948,34 @@
                               <w:sz w:val="16"/>
                               <w:szCs w:val="16"/>
                             </w:rPr>
-                            <w:t>TECHNOLOGY SCIENCE AND QUALITY MEASUREMENT JOINT STOCK COMPANY</w:t>
+                            <w:t>T</w:t>
+                          </w:r>
+                          <w:r>
+                            <w:rPr>
+                              <w:rFonts w:ascii="Arial" w:hAnsi="Arial" w:cs="Arial"/>
+                              <w:color w:val="0070C0"/>
+                              <w:sz w:val="16"/>
+                              <w:szCs w:val="16"/>
+                            </w:rPr>
+                            <w:t>OMECO MECHANIC</w:t>
+                          </w:r>
+                          <w:r>
+                            <w:rPr>
+                              <w:rFonts w:ascii="Arial" w:hAnsi="Arial" w:cs="Arial"/>
+                              <w:color w:val="0070C0"/>
+                              <w:sz w:val="16"/>
+                              <w:szCs w:val="16"/>
+                            </w:rPr>
+                            <w:t xml:space="preserve"> </w:t>
+                          </w:r>
+                          <w:r>
+                            <w:rPr>
+                              <w:rFonts w:ascii="Arial" w:hAnsi="Arial" w:cs="Arial"/>
+                              <w:color w:val="0070C0"/>
+                              <w:sz w:val="16"/>
+                              <w:szCs w:val="16"/>
+                            </w:rPr>
+                            <w:t>– ELECTRICIAL JOINT STOCK COMPANY</w:t>
                           </w:r>
                         </w:p>
                         <w:p>
@@ -6020,7 +6069,37 @@
                         <w:color w:val="0070C0"/>
                         <w:sz w:val="22"/>
                       </w:rPr>
-                      <w:t>CÔNG TY CỔ PHẦN KHCN CƠ ĐIỆN VÀ ĐO LƯỜNG CHẤT LƯỢNG</w:t>
+                      <w:t>CÔNG TY CỔ PHẦN</w:t>
+                    </w:r>
+                    <w:r>
+                      <w:rPr>
+                        <w:rFonts w:ascii="Arial" w:hAnsi="Arial" w:cs="Arial"/>
+                        <w:b/>
+                        <w:bCs/>
+                        <w:color w:val="0070C0"/>
+                        <w:sz w:val="22"/>
+                      </w:rPr>
+                      <w:t xml:space="preserve"> </w:t>
+                    </w:r>
+                    <w:r>
+                      <w:rPr>
+                        <w:rFonts w:ascii="Arial" w:hAnsi="Arial" w:cs="Arial"/>
+                        <w:b/>
+                        <w:bCs/>
+                        <w:color w:val="0070C0"/>
+                        <w:sz w:val="22"/>
+                      </w:rPr>
+                      <w:t xml:space="preserve">CƠ ĐIỆN </w:t>
+                    </w:r>
+                    <w:r>
+                      <w:rPr>
+                        <w:rFonts w:ascii="Arial" w:hAnsi="Arial" w:cs="Arial"/>
+                        <w:b/>
+                        <w:bCs/>
+                        <w:color w:val="0070C0"/>
+                        <w:sz w:val="22"/>
+                      </w:rPr>
+                      <w:t>TOMECO</w:t>
                     </w:r>
                   </w:p>
                   <w:p>
@@ -6041,7 +6120,34 @@
                         <w:sz w:val="16"/>
                         <w:szCs w:val="16"/>
                       </w:rPr>
-                      <w:t>TECHNOLOGY SCIENCE AND QUALITY MEASUREMENT JOINT STOCK COMPANY</w:t>
+                      <w:t>T</w:t>
+                    </w:r>
+                    <w:r>
+                      <w:rPr>
+                        <w:rFonts w:ascii="Arial" w:hAnsi="Arial" w:cs="Arial"/>
+                        <w:color w:val="0070C0"/>
+                        <w:sz w:val="16"/>
+                        <w:szCs w:val="16"/>
+                      </w:rPr>
+                      <w:t>OMECO MECHANIC</w:t>
+                    </w:r>
+                    <w:r>
+                      <w:rPr>
+                        <w:rFonts w:ascii="Arial" w:hAnsi="Arial" w:cs="Arial"/>
+                        <w:color w:val="0070C0"/>
+                        <w:sz w:val="16"/>
+                        <w:szCs w:val="16"/>
+                      </w:rPr>
+                      <w:t xml:space="preserve"> </w:t>
+                    </w:r>
+                    <w:r>
+                      <w:rPr>
+                        <w:rFonts w:ascii="Arial" w:hAnsi="Arial" w:cs="Arial"/>
+                        <w:color w:val="0070C0"/>
+                        <w:sz w:val="16"/>
+                        <w:szCs w:val="16"/>
+                      </w:rPr>
+                      <w:t>– ELECTRICIAL JOINT STOCK COMPANY</w:t>
                     </w:r>
                   </w:p>
                   <w:p>

--- a/Templates/baocaodokiem_template_full.docx
+++ b/Templates/baocaodokiem_template_full.docx
@@ -5238,7 +5238,7 @@
                                   <pic:cNvPicPr/>
                                 </pic:nvPicPr>
                                 <pic:blipFill>
-                                  <a:blip r:embed="rId1">
+                                  <a:blip r:embed="rId2">
                                     <a:extLst>
                                       <a:ext uri="{28A0092B-C50C-407E-A947-70E740481C1C}">
                                         <a14:useLocalDpi xmlns:a14="http://schemas.microsoft.com/office/drawing/2010/main" val="0"/>
@@ -5381,7 +5381,7 @@
                             </w:rPr>
                             <w:t xml:space="preserve">, Hà Nội                                                         E-mail: </w:t>
                           </w:r>
-                          <w:hyperlink r:id="rId2" w:history="1">
+                          <w:hyperlink r:id="rId3" w:history="1">
                             <w:r>
                               <w:rPr>
                                 <w:rStyle w:val="Hyperlink"/>
@@ -5614,7 +5614,7 @@
                       </w:rPr>
                       <w:t xml:space="preserve">, Hà Nội                                                         E-mail: </w:t>
                     </w:r>
-                    <w:hyperlink r:id="rId3" w:history="1">
+                    <w:hyperlink r:id="rId4" w:history="1">
                       <w:r>
                         <w:rPr>
                           <w:rStyle w:val="Hyperlink"/>
@@ -5781,41 +5781,6 @@
           </w:pict>
         </mc:Fallback>
       </mc:AlternateContent>
-    </w:r>
-    <w:r>
-      <w:rPr>
-        <w:noProof/>
-      </w:rPr>
-      <w:pict w14:anchorId="21925A95">
-        <v:shapetype id="_x0000_t136" coordsize="21600,21600" o:spt="136" adj="10800" path="m@7,l@8,m@5,21600l@6,21600e">
-          <v:formulas>
-            <v:f eqn="sum #0 0 10800"/>
-            <v:f eqn="prod #0 2 1"/>
-            <v:f eqn="sum 21600 0 @1"/>
-            <v:f eqn="sum 0 0 @2"/>
-            <v:f eqn="sum 21600 0 @3"/>
-            <v:f eqn="if @0 @3 0"/>
-            <v:f eqn="if @0 21600 @1"/>
-            <v:f eqn="if @0 0 @2"/>
-            <v:f eqn="if @0 @4 21600"/>
-            <v:f eqn="mid @5 @6"/>
-            <v:f eqn="mid @8 @5"/>
-            <v:f eqn="mid @7 @8"/>
-            <v:f eqn="mid @6 @7"/>
-            <v:f eqn="sum @6 0 @5"/>
-          </v:formulas>
-          <v:path textpathok="t" o:connecttype="custom" o:connectlocs="@9,0;@10,10800;@11,21600;@12,10800" o:connectangles="270,180,90,0"/>
-          <v:textpath on="t" fitshape="t"/>
-          <v:handles>
-            <v:h position="#0,bottomRight" xrange="6629,14971"/>
-          </v:handles>
-          <o:lock v:ext="edit" text="t" shapetype="t"/>
-        </v:shapetype>
-        <v:shape id="_x0000_s2051" type="#_x0000_t136" style="position:absolute;margin-left:0;margin-top:0;width:430.5pt;height:117pt;rotation:315;z-index:-251644928;mso-position-horizontal:center;mso-position-horizontal-relative:margin;mso-position-vertical:center;mso-position-vertical-relative:margin" o:allowincell="f" fillcolor="#9cc2e5 [1944]" stroked="f">
-          <v:textpath style="font-family:&quot;Arial&quot;;font-size:105pt" string="TESMEA"/>
-          <w10:wrap anchorx="margin" anchory="margin"/>
-        </v:shape>
-      </w:pict>
     </w:r>
     <w:r>
       <w:rPr>
